--- a/MurfMax Project/Documents/Team/Computing Development Log Book 2026 - Murf Max.docx
+++ b/MurfMax Project/Documents/Team/Computing Development Log Book 2026 - Murf Max.docx
@@ -41,15 +41,7 @@
     </w:p>
     <w:p>
       <w:r>
-        <w:t xml:space="preserve">The percentage of weekly work undertaken must add up to 100%. I.e. student </w:t>
-      </w:r>
-      <w:proofErr w:type="gramStart"/>
-      <w:r>
-        <w:t>one :</w:t>
-      </w:r>
-      <w:proofErr w:type="gramEnd"/>
-      <w:r>
-        <w:t xml:space="preserve"> 35%, student two : 20%, student three : 25%, student four : 20%. Total for all students is 100%.</w:t>
+        <w:t>The percentage of weekly work undertaken must add up to 100%. I.e. student one : 35%, student two : 20%, student three : 25%, student four : 20%. Total for all students is 100%.</w:t>
       </w:r>
     </w:p>
     <w:p>
@@ -145,7 +137,11 @@
             <w:tcW w:w="1433" w:type="dxa"/>
           </w:tcPr>
           <w:p/>
-          <w:p/>
+          <w:p>
+            <w:r>
+              <w:t>Jay</w:t>
+            </w:r>
+          </w:p>
         </w:tc>
         <w:tc>
           <w:tcPr>
@@ -2176,15 +2172,6 @@
 </file>
 
 <file path=customXml/item2.xml><?xml version="1.0" encoding="utf-8"?>
-<?mso-contentType ?>
-<FormTemplates xmlns="http://schemas.microsoft.com/sharepoint/v3/contenttype/forms">
-  <Display>DocumentLibraryForm</Display>
-  <Edit>DocumentLibraryForm</Edit>
-  <New>DocumentLibraryForm</New>
-</FormTemplates>
-</file>
-
-<file path=customXml/item3.xml><?xml version="1.0" encoding="utf-8"?>
 <ct:contentTypeSchema xmlns:ct="http://schemas.microsoft.com/office/2006/metadata/contentType" xmlns:ma="http://schemas.microsoft.com/office/2006/metadata/properties/metaAttributes" ct:_="" ma:_="" ma:contentTypeName="Document" ma:contentTypeID="0x0101005387CB5095C6BA4BA8AA52BE2EAA3F71" ma:contentTypeVersion="15" ma:contentTypeDescription="Create a new document." ma:contentTypeScope="" ma:versionID="1990b5b594ed050fa2535189a1921645">
   <xsd:schema xmlns:xsd="http://www.w3.org/2001/XMLSchema" xmlns:xs="http://www.w3.org/2001/XMLSchema" xmlns:p="http://schemas.microsoft.com/office/2006/metadata/properties" xmlns:ns3="3bad4f2e-e315-40a8-b794-7671c779e314" xmlns:ns4="86a49406-622a-4709-bda1-73d8ff403b6c" targetNamespace="http://schemas.microsoft.com/office/2006/metadata/properties" ma:root="true" ma:fieldsID="43ee6294c1b70b062566a36213524c05" ns3:_="" ns4:_="">
     <xsd:import namespace="3bad4f2e-e315-40a8-b794-7671c779e314"/>
@@ -2419,6 +2406,15 @@
 </ct:contentTypeSchema>
 </file>
 
+<file path=customXml/item3.xml><?xml version="1.0" encoding="utf-8"?>
+<?mso-contentType ?>
+<FormTemplates xmlns="http://schemas.microsoft.com/sharepoint/v3/contenttype/forms">
+  <Display>DocumentLibraryForm</Display>
+  <Edit>DocumentLibraryForm</Edit>
+  <New>DocumentLibraryForm</New>
+</FormTemplates>
+</file>
+
 <file path=customXml/itemProps1.xml><?xml version="1.0" encoding="utf-8"?>
 <ds:datastoreItem xmlns:ds="http://schemas.openxmlformats.org/officeDocument/2006/customXml" ds:itemID="{28D77618-703F-477B-A9FF-A26D6D64B6A8}">
   <ds:schemaRefs>
@@ -2430,14 +2426,6 @@
 </file>
 
 <file path=customXml/itemProps2.xml><?xml version="1.0" encoding="utf-8"?>
-<ds:datastoreItem xmlns:ds="http://schemas.openxmlformats.org/officeDocument/2006/customXml" ds:itemID="{777C4E61-B366-4915-ADCE-248358BAB1B8}">
-  <ds:schemaRefs>
-    <ds:schemaRef ds:uri="http://schemas.microsoft.com/sharepoint/v3/contenttype/forms"/>
-  </ds:schemaRefs>
-</ds:datastoreItem>
-</file>
-
-<file path=customXml/itemProps3.xml><?xml version="1.0" encoding="utf-8"?>
 <ds:datastoreItem xmlns:ds="http://schemas.openxmlformats.org/officeDocument/2006/customXml" ds:itemID="{E870DD38-B7BD-4D83-BD40-639A25A1BBEE}">
   <ds:schemaRefs>
     <ds:schemaRef ds:uri="http://schemas.microsoft.com/office/2006/metadata/contentType"/>
@@ -2454,4 +2442,12 @@
     <ds:schemaRef ds:uri="http://schemas.microsoft.com/internal/obd"/>
   </ds:schemaRefs>
 </ds:datastoreItem>
+</file>
+
+<file path=customXml/itemProps3.xml><?xml version="1.0" encoding="utf-8"?>
+<ds:datastoreItem xmlns:ds="http://schemas.openxmlformats.org/officeDocument/2006/customXml" ds:itemID="{777C4E61-B366-4915-ADCE-248358BAB1B8}">
+  <ds:schemaRefs>
+    <ds:schemaRef ds:uri="http://schemas.microsoft.com/sharepoint/v3/contenttype/forms"/>
+  </ds:schemaRefs>
+</ds:datastoreItem>
 </file>